--- a/docs/guides/dispatchers/CURSOR.docx
+++ b/docs/guides/dispatchers/CURSOR.docx
@@ -7,36 +7,60 @@
         <w:pStyle w:val="Title"/>
       </w:pPr>
       <w:r>
-        <w:t xml:space="preserve">Herald — CURSOR</w:t>
+        <w:t xml:space="preserve">Herald</w:t>
       </w:r>
     </w:p>
-    <w:sdt>
-      <w:sdtPr>
-        <w:docPartObj>
-          <w:docPartGallery w:val="Table of Contents"/>
-          <w:docPartUnique/>
-        </w:docPartObj>
-      </w:sdtPr>
-      <w:sdtContent>
-        <w:p>
-          <w:pPr>
-            <w:pStyle w:val="TOCHeading"/>
-          </w:pPr>
-          <w:r>
-            <w:t xml:space="preserve">Table of Contents</w:t>
-          </w:r>
-        </w:p>
-        <w:p>
-          <w:r>
-            <w:fldChar w:fldCharType="begin" w:dirty="true"/>
-            <w:instrText xml:space="preserve">TOC \o "1-3" \h \z \u</w:instrText>
-            <w:fldChar w:fldCharType="separate"/>
-            <w:fldChar w:fldCharType="end"/>
-          </w:r>
-        </w:p>
-      </w:sdtContent>
-    </w:sdt>
-    <w:bookmarkStart w:id="13" w:name="herald-cursor-dispatcher-setup-guide"/>
+    <w:p>
+      <w:pPr>
+        <w:pStyle w:val="FirstParagraph"/>
+      </w:pPr>
+      <w:r>
+        <w:drawing>
+          <wp:inline>
+            <wp:extent cx="1625600" cy="1625600"/>
+            <wp:effectExtent b="0" l="0" r="0" t="0"/>
+            <wp:docPr descr="Herald" title="" id="10" name="Picture"/>
+            <a:graphic>
+              <a:graphicData uri="http://schemas.openxmlformats.org/drawingml/2006/picture">
+                <pic:pic>
+                  <pic:nvPicPr>
+                    <pic:cNvPr descr="../../../assets/logo/herald_logo_square_128.png" id="11" name="Picture"/>
+                    <pic:cNvPicPr>
+                      <a:picLocks noChangeArrowheads="1" noChangeAspect="1"/>
+                    </pic:cNvPicPr>
+                  </pic:nvPicPr>
+                  <pic:blipFill>
+                    <a:blip r:embed="rId9"/>
+                    <a:stretch>
+                      <a:fillRect/>
+                    </a:stretch>
+                  </pic:blipFill>
+                  <pic:spPr bwMode="auto">
+                    <a:xfrm>
+                      <a:off x="0" y="0"/>
+                      <a:ext cx="1625600" cy="1625600"/>
+                    </a:xfrm>
+                    <a:prstGeom prst="rect">
+                      <a:avLst/>
+                    </a:prstGeom>
+                    <a:noFill/>
+                    <a:ln w="9525">
+                      <a:noFill/>
+                      <a:headEnd/>
+                      <a:tailEnd/>
+                    </a:ln>
+                  </pic:spPr>
+                </pic:pic>
+              </a:graphicData>
+            </a:graphic>
+          </wp:inline>
+        </w:drawing>
+      </w:r>
+      <w:r>
+        <w:t xml:space="preserve">{width=96px height=96px}</w:t>
+      </w:r>
+    </w:p>
+    <w:bookmarkStart w:id="16" w:name="herald--cursor-dispatcher-setup-guide"/>
     <w:p>
       <w:pPr>
         <w:pStyle w:val="Heading1"/>
@@ -48,8 +72,7 @@
     <w:tbl>
       <w:tblPr>
         <w:tblStyle w:val="Table"/>
-        <w:tblW w:type="pct" w:w="5000"/>
-        <w:tblLayout w:type="fixed"/>
+        <w:tblW w:type="auto" w:w="0"/>
         <w:tblLook w:firstRow="1" w:lastRow="0" w:firstColumn="0" w:lastColumn="0" w:noHBand="0" w:noVBand="0" w:val="0020"/>
       </w:tblPr>
       <w:tblGrid>
@@ -236,7 +259,7 @@
       <w:r>
         <w:t xml:space="preserve"> </w:t>
       </w:r>
-      <w:hyperlink r:id="rId9">
+      <w:hyperlink r:id="rId12">
         <w:r>
           <w:rPr>
             <w:rStyle w:val="VerbatimChar"/>
@@ -248,7 +271,7 @@
         <w:t xml:space="preserve">: install the CLI/SDK → set env vars → verify session resolution → verify Dispatch round-trip → troubleshooting.</w:t>
       </w:r>
     </w:p>
-    <w:bookmarkStart w:id="11" w:name="what-you-can-do-now"/>
+    <w:bookmarkStart w:id="14" w:name="what-you-can-do-now"/>
     <w:p>
       <w:pPr>
         <w:pStyle w:val="Heading2"/>
@@ -286,7 +309,7 @@
       <w:r>
         <w:t xml:space="preserve"> </w:t>
       </w:r>
-      <w:hyperlink r:id="rId10">
+      <w:hyperlink r:id="rId13">
         <w:r>
           <w:rPr>
             <w:rStyle w:val="VerbatimChar"/>
@@ -340,8 +363,8 @@
         <w:t xml:space="preserve">is the seam every new dispatcher implements — see the Claude Code implementation as the reference shape.</w:t>
       </w:r>
     </w:p>
-    <w:bookmarkEnd w:id="11"/>
-    <w:bookmarkStart w:id="12" w:name="related"/>
+    <w:bookmarkEnd w:id="14"/>
+    <w:bookmarkStart w:id="15" w:name="related"/>
     <w:p>
       <w:pPr>
         <w:pStyle w:val="Heading2"/>
@@ -358,7 +381,7 @@
           <w:numId w:val="1002"/>
         </w:numPr>
       </w:pPr>
-      <w:hyperlink r:id="rId10">
+      <w:hyperlink r:id="rId13">
         <w:r>
           <w:rPr>
             <w:rStyle w:val="VerbatimChar"/>
@@ -370,10 +393,7 @@
         <w:t xml:space="preserve"> </w:t>
       </w:r>
       <w:r>
-        <w:t xml:space="preserve">§</w:t>
-      </w:r>
-      <w:r>
-        <w:t xml:space="preserve">“Alternate LLM dispatchers”</w:t>
+        <w:t xml:space="preserve">§"Alternate LLM dispatchers"</w:t>
       </w:r>
     </w:p>
     <w:p>
@@ -384,7 +404,7 @@
           <w:numId w:val="1002"/>
         </w:numPr>
       </w:pPr>
-      <w:hyperlink r:id="rId9">
+      <w:hyperlink r:id="rId12">
         <w:r>
           <w:rPr>
             <w:rStyle w:val="VerbatimChar"/>
@@ -411,8 +431,8 @@
         <w:t xml:space="preserve">Spec: V3 §33 (pluggable Dispatcher)</w:t>
       </w:r>
     </w:p>
-    <w:bookmarkEnd w:id="12"/>
-    <w:bookmarkEnd w:id="13"/>
+    <w:bookmarkEnd w:id="15"/>
+    <w:bookmarkEnd w:id="16"/>
     <w:sectPr>
       <w:footnotePr>
         <w:numRestart w:val="eachSect"/>

--- a/docs/guides/dispatchers/CURSOR.docx
+++ b/docs/guides/dispatchers/CURSOR.docx
@@ -10,57 +10,7 @@
         <w:t xml:space="preserve">Herald</w:t>
       </w:r>
     </w:p>
-    <w:p>
-      <w:pPr>
-        <w:pStyle w:val="FirstParagraph"/>
-      </w:pPr>
-      <w:r>
-        <w:drawing>
-          <wp:inline>
-            <wp:extent cx="1625600" cy="1625600"/>
-            <wp:effectExtent b="0" l="0" r="0" t="0"/>
-            <wp:docPr descr="Herald" title="" id="10" name="Picture"/>
-            <a:graphic>
-              <a:graphicData uri="http://schemas.openxmlformats.org/drawingml/2006/picture">
-                <pic:pic>
-                  <pic:nvPicPr>
-                    <pic:cNvPr descr="../../../assets/logo/herald_logo_square_128.png" id="11" name="Picture"/>
-                    <pic:cNvPicPr>
-                      <a:picLocks noChangeArrowheads="1" noChangeAspect="1"/>
-                    </pic:cNvPicPr>
-                  </pic:nvPicPr>
-                  <pic:blipFill>
-                    <a:blip r:embed="rId9"/>
-                    <a:stretch>
-                      <a:fillRect/>
-                    </a:stretch>
-                  </pic:blipFill>
-                  <pic:spPr bwMode="auto">
-                    <a:xfrm>
-                      <a:off x="0" y="0"/>
-                      <a:ext cx="1625600" cy="1625600"/>
-                    </a:xfrm>
-                    <a:prstGeom prst="rect">
-                      <a:avLst/>
-                    </a:prstGeom>
-                    <a:noFill/>
-                    <a:ln w="9525">
-                      <a:noFill/>
-                      <a:headEnd/>
-                      <a:tailEnd/>
-                    </a:ln>
-                  </pic:spPr>
-                </pic:pic>
-              </a:graphicData>
-            </a:graphic>
-          </wp:inline>
-        </w:drawing>
-      </w:r>
-      <w:r>
-        <w:t xml:space="preserve">{width=96px height=96px}</w:t>
-      </w:r>
-    </w:p>
-    <w:bookmarkStart w:id="16" w:name="herald--cursor-dispatcher-setup-guide"/>
+    <w:bookmarkStart w:id="13" w:name="herald--cursor-dispatcher-setup-guide"/>
     <w:p>
       <w:pPr>
         <w:pStyle w:val="Heading1"/>
@@ -259,7 +209,7 @@
       <w:r>
         <w:t xml:space="preserve"> </w:t>
       </w:r>
-      <w:hyperlink r:id="rId12">
+      <w:hyperlink r:id="rId9">
         <w:r>
           <w:rPr>
             <w:rStyle w:val="VerbatimChar"/>
@@ -271,7 +221,7 @@
         <w:t xml:space="preserve">: install the CLI/SDK → set env vars → verify session resolution → verify Dispatch round-trip → troubleshooting.</w:t>
       </w:r>
     </w:p>
-    <w:bookmarkStart w:id="14" w:name="what-you-can-do-now"/>
+    <w:bookmarkStart w:id="11" w:name="what-you-can-do-now"/>
     <w:p>
       <w:pPr>
         <w:pStyle w:val="Heading2"/>
@@ -309,7 +259,7 @@
       <w:r>
         <w:t xml:space="preserve"> </w:t>
       </w:r>
-      <w:hyperlink r:id="rId13">
+      <w:hyperlink r:id="rId10">
         <w:r>
           <w:rPr>
             <w:rStyle w:val="VerbatimChar"/>
@@ -363,8 +313,8 @@
         <w:t xml:space="preserve">is the seam every new dispatcher implements — see the Claude Code implementation as the reference shape.</w:t>
       </w:r>
     </w:p>
-    <w:bookmarkEnd w:id="14"/>
-    <w:bookmarkStart w:id="15" w:name="related"/>
+    <w:bookmarkEnd w:id="11"/>
+    <w:bookmarkStart w:id="12" w:name="related"/>
     <w:p>
       <w:pPr>
         <w:pStyle w:val="Heading2"/>
@@ -381,7 +331,7 @@
           <w:numId w:val="1002"/>
         </w:numPr>
       </w:pPr>
-      <w:hyperlink r:id="rId13">
+      <w:hyperlink r:id="rId10">
         <w:r>
           <w:rPr>
             <w:rStyle w:val="VerbatimChar"/>
@@ -404,7 +354,7 @@
           <w:numId w:val="1002"/>
         </w:numPr>
       </w:pPr>
-      <w:hyperlink r:id="rId12">
+      <w:hyperlink r:id="rId9">
         <w:r>
           <w:rPr>
             <w:rStyle w:val="VerbatimChar"/>
@@ -431,8 +381,8 @@
         <w:t xml:space="preserve">Spec: V3 §33 (pluggable Dispatcher)</w:t>
       </w:r>
     </w:p>
-    <w:bookmarkEnd w:id="15"/>
-    <w:bookmarkEnd w:id="16"/>
+    <w:bookmarkEnd w:id="12"/>
+    <w:bookmarkEnd w:id="13"/>
     <w:sectPr>
       <w:footnotePr>
         <w:numRestart w:val="eachSect"/>
